--- a/dosc/report.docx
+++ b/dosc/report.docx
@@ -8,6 +8,8 @@
           <w:rFonts w:hint="eastAsia" w:ascii="楷体_GB2312" w:hAnsi="楷体_GB2312" w:eastAsia="楷体_GB2312" w:cs="楷体_GB2312"/>
         </w:rPr>
       </w:pPr>
+      <w:bookmarkStart w:id="0" w:name="_GoBack"/>
+      <w:bookmarkEnd w:id="0"/>
     </w:p>
     <w:p>
       <w:pPr>
@@ -334,8 +336,6 @@
         </w:rPr>
         <w:br w:type="page"/>
       </w:r>
-      <w:bookmarkStart w:id="0" w:name="_GoBack"/>
-      <w:bookmarkEnd w:id="0"/>
     </w:p>
     <w:p>
       <w:pPr>
@@ -3187,6 +3187,14 @@
         <w:gridCol w:w="1134"/>
       </w:tblGrid>
       <w:tr>
+        <w:tblPrEx>
+          <w:tblCellMar>
+            <w:top w:w="0" w:type="dxa"/>
+            <w:left w:w="108" w:type="dxa"/>
+            <w:bottom w:w="0" w:type="dxa"/>
+            <w:right w:w="108" w:type="dxa"/>
+          </w:tblCellMar>
+        </w:tblPrEx>
         <w:trPr>
           <w:jc w:val="center"/>
         </w:trPr>
@@ -5812,14 +5820,6 @@
         <w:gridCol w:w="1417"/>
       </w:tblGrid>
       <w:tr>
-        <w:tblPrEx>
-          <w:tblCellMar>
-            <w:top w:w="0" w:type="dxa"/>
-            <w:left w:w="108" w:type="dxa"/>
-            <w:bottom w:w="0" w:type="dxa"/>
-            <w:right w:w="108" w:type="dxa"/>
-          </w:tblCellMar>
-        </w:tblPrEx>
         <w:trPr>
           <w:jc w:val="center"/>
         </w:trPr>
@@ -8502,6 +8502,14 @@
         <w:gridCol w:w="1701"/>
       </w:tblGrid>
       <w:tr>
+        <w:tblPrEx>
+          <w:tblCellMar>
+            <w:top w:w="0" w:type="dxa"/>
+            <w:left w:w="108" w:type="dxa"/>
+            <w:bottom w:w="0" w:type="dxa"/>
+            <w:right w:w="108" w:type="dxa"/>
+          </w:tblCellMar>
+        </w:tblPrEx>
         <w:trPr>
           <w:jc w:val="center"/>
         </w:trPr>
@@ -18993,7 +19001,7 @@
     <w:lsdException w:qFormat="1" w:unhideWhenUsed="0" w:uiPriority="67" w:semiHidden="0" w:name="Medium Grid 1"/>
     <w:lsdException w:qFormat="1" w:unhideWhenUsed="0" w:uiPriority="68" w:semiHidden="0" w:name="Medium Grid 2"/>
     <w:lsdException w:unhideWhenUsed="0" w:uiPriority="69" w:semiHidden="0" w:name="Medium Grid 3"/>
-    <w:lsdException w:unhideWhenUsed="0" w:uiPriority="70" w:semiHidden="0" w:name="Dark List"/>
+    <w:lsdException w:qFormat="1" w:unhideWhenUsed="0" w:uiPriority="70" w:semiHidden="0" w:name="Dark List"/>
     <w:lsdException w:unhideWhenUsed="0" w:uiPriority="71" w:semiHidden="0" w:name="Colorful Shading"/>
     <w:lsdException w:unhideWhenUsed="0" w:uiPriority="72" w:semiHidden="0" w:name="Colorful List"/>
     <w:lsdException w:unhideWhenUsed="0" w:uiPriority="73" w:semiHidden="0" w:name="Colorful Grid"/>
@@ -19037,8 +19045,8 @@
     <w:lsdException w:qFormat="1" w:unhideWhenUsed="0" w:uiPriority="66" w:semiHidden="0" w:name="Medium List 2 Accent 3"/>
     <w:lsdException w:qFormat="1" w:unhideWhenUsed="0" w:uiPriority="67" w:semiHidden="0" w:name="Medium Grid 1 Accent 3"/>
     <w:lsdException w:qFormat="1" w:unhideWhenUsed="0" w:uiPriority="68" w:semiHidden="0" w:name="Medium Grid 2 Accent 3"/>
-    <w:lsdException w:unhideWhenUsed="0" w:uiPriority="69" w:semiHidden="0" w:name="Medium Grid 3 Accent 3"/>
-    <w:lsdException w:unhideWhenUsed="0" w:uiPriority="70" w:semiHidden="0" w:name="Dark List Accent 3"/>
+    <w:lsdException w:qFormat="1" w:unhideWhenUsed="0" w:uiPriority="69" w:semiHidden="0" w:name="Medium Grid 3 Accent 3"/>
+    <w:lsdException w:qFormat="1" w:unhideWhenUsed="0" w:uiPriority="70" w:semiHidden="0" w:name="Dark List Accent 3"/>
     <w:lsdException w:unhideWhenUsed="0" w:uiPriority="71" w:semiHidden="0" w:name="Colorful Shading Accent 3"/>
     <w:lsdException w:unhideWhenUsed="0" w:uiPriority="72" w:semiHidden="0" w:name="Colorful List Accent 3"/>
     <w:lsdException w:unhideWhenUsed="0" w:uiPriority="73" w:semiHidden="0" w:name="Colorful Grid Accent 3"/>
@@ -19050,9 +19058,9 @@
     <w:lsdException w:qFormat="1" w:unhideWhenUsed="0" w:uiPriority="65" w:semiHidden="0" w:name="Medium List 1 Accent 4"/>
     <w:lsdException w:qFormat="1" w:unhideWhenUsed="0" w:uiPriority="66" w:semiHidden="0" w:name="Medium List 2 Accent 4"/>
     <w:lsdException w:qFormat="1" w:unhideWhenUsed="0" w:uiPriority="67" w:semiHidden="0" w:name="Medium Grid 1 Accent 4"/>
-    <w:lsdException w:unhideWhenUsed="0" w:uiPriority="68" w:semiHidden="0" w:name="Medium Grid 2 Accent 4"/>
-    <w:lsdException w:unhideWhenUsed="0" w:uiPriority="69" w:semiHidden="0" w:name="Medium Grid 3 Accent 4"/>
-    <w:lsdException w:unhideWhenUsed="0" w:uiPriority="70" w:semiHidden="0" w:name="Dark List Accent 4"/>
+    <w:lsdException w:qFormat="1" w:unhideWhenUsed="0" w:uiPriority="68" w:semiHidden="0" w:name="Medium Grid 2 Accent 4"/>
+    <w:lsdException w:qFormat="1" w:unhideWhenUsed="0" w:uiPriority="69" w:semiHidden="0" w:name="Medium Grid 3 Accent 4"/>
+    <w:lsdException w:qFormat="1" w:unhideWhenUsed="0" w:uiPriority="70" w:semiHidden="0" w:name="Dark List Accent 4"/>
     <w:lsdException w:unhideWhenUsed="0" w:uiPriority="71" w:semiHidden="0" w:name="Colorful Shading Accent 4"/>
     <w:lsdException w:unhideWhenUsed="0" w:uiPriority="72" w:semiHidden="0" w:name="Colorful List Accent 4"/>
     <w:lsdException w:unhideWhenUsed="0" w:uiPriority="73" w:semiHidden="0" w:name="Colorful Grid Accent 4"/>
@@ -19065,7 +19073,7 @@
     <w:lsdException w:qFormat="1" w:unhideWhenUsed="0" w:uiPriority="66" w:semiHidden="0" w:name="Medium List 2 Accent 5"/>
     <w:lsdException w:qFormat="1" w:unhideWhenUsed="0" w:uiPriority="67" w:semiHidden="0" w:name="Medium Grid 1 Accent 5"/>
     <w:lsdException w:unhideWhenUsed="0" w:uiPriority="68" w:semiHidden="0" w:name="Medium Grid 2 Accent 5"/>
-    <w:lsdException w:unhideWhenUsed="0" w:uiPriority="69" w:semiHidden="0" w:name="Medium Grid 3 Accent 5"/>
+    <w:lsdException w:qFormat="1" w:unhideWhenUsed="0" w:uiPriority="69" w:semiHidden="0" w:name="Medium Grid 3 Accent 5"/>
     <w:lsdException w:unhideWhenUsed="0" w:uiPriority="70" w:semiHidden="0" w:name="Dark List Accent 5"/>
     <w:lsdException w:unhideWhenUsed="0" w:uiPriority="71" w:semiHidden="0" w:name="Colorful Shading Accent 5"/>
     <w:lsdException w:unhideWhenUsed="0" w:uiPriority="72" w:semiHidden="0" w:name="Colorful List Accent 5"/>
@@ -19079,8 +19087,8 @@
     <w:lsdException w:qFormat="1" w:unhideWhenUsed="0" w:uiPriority="66" w:semiHidden="0" w:name="Medium List 2 Accent 6"/>
     <w:lsdException w:qFormat="1" w:unhideWhenUsed="0" w:uiPriority="67" w:semiHidden="0" w:name="Medium Grid 1 Accent 6"/>
     <w:lsdException w:unhideWhenUsed="0" w:uiPriority="68" w:semiHidden="0" w:name="Medium Grid 2 Accent 6"/>
-    <w:lsdException w:unhideWhenUsed="0" w:uiPriority="69" w:semiHidden="0" w:name="Medium Grid 3 Accent 6"/>
-    <w:lsdException w:unhideWhenUsed="0" w:uiPriority="70" w:semiHidden="0" w:name="Dark List Accent 6"/>
+    <w:lsdException w:qFormat="1" w:unhideWhenUsed="0" w:uiPriority="69" w:semiHidden="0" w:name="Medium Grid 3 Accent 6"/>
+    <w:lsdException w:qFormat="1" w:unhideWhenUsed="0" w:uiPriority="70" w:semiHidden="0" w:name="Dark List Accent 6"/>
     <w:lsdException w:unhideWhenUsed="0" w:uiPriority="71" w:semiHidden="0" w:name="Colorful Shading Accent 6"/>
     <w:lsdException w:unhideWhenUsed="0" w:uiPriority="72" w:semiHidden="0" w:name="Colorful List Accent 6"/>
     <w:lsdException w:unhideWhenUsed="0" w:uiPriority="73" w:semiHidden="0" w:name="Colorful Grid Accent 6"/>
@@ -26472,6 +26480,7 @@
   <w:style w:type="table" w:styleId="94">
     <w:name w:val="Medium Grid 2 Accent 4"/>
     <w:basedOn w:val="32"/>
+    <w:qFormat/>
     <w:uiPriority w:val="68"/>
     <w:pPr>
       <w:spacing w:after="0" w:line="240" w:lineRule="auto"/>
@@ -27381,6 +27390,7 @@
   <w:style w:type="table" w:styleId="100">
     <w:name w:val="Medium Grid 3 Accent 3"/>
     <w:basedOn w:val="32"/>
+    <w:qFormat/>
     <w:uiPriority w:val="69"/>
     <w:pPr>
       <w:spacing w:after="0" w:line="240" w:lineRule="auto"/>
@@ -27538,6 +27548,7 @@
   <w:style w:type="table" w:styleId="101">
     <w:name w:val="Medium Grid 3 Accent 4"/>
     <w:basedOn w:val="32"/>
+    <w:qFormat/>
     <w:uiPriority w:val="69"/>
     <w:pPr>
       <w:spacing w:after="0" w:line="240" w:lineRule="auto"/>
@@ -27695,6 +27706,7 @@
   <w:style w:type="table" w:styleId="102">
     <w:name w:val="Medium Grid 3 Accent 5"/>
     <w:basedOn w:val="32"/>
+    <w:qFormat/>
     <w:uiPriority w:val="69"/>
     <w:pPr>
       <w:spacing w:after="0" w:line="240" w:lineRule="auto"/>
@@ -27852,6 +27864,7 @@
   <w:style w:type="table" w:styleId="103">
     <w:name w:val="Medium Grid 3 Accent 6"/>
     <w:basedOn w:val="32"/>
+    <w:qFormat/>
     <w:uiPriority w:val="69"/>
     <w:pPr>
       <w:spacing w:after="0" w:line="240" w:lineRule="auto"/>
@@ -28009,6 +28022,7 @@
   <w:style w:type="table" w:styleId="104">
     <w:name w:val="Dark List"/>
     <w:basedOn w:val="32"/>
+    <w:qFormat/>
     <w:uiPriority w:val="70"/>
     <w:pPr>
       <w:spacing w:after="0" w:line="240" w:lineRule="auto"/>
@@ -28354,6 +28368,7 @@
   <w:style w:type="table" w:styleId="107">
     <w:name w:val="Dark List Accent 3"/>
     <w:basedOn w:val="32"/>
+    <w:qFormat/>
     <w:uiPriority w:val="70"/>
     <w:pPr>
       <w:spacing w:after="0" w:line="240" w:lineRule="auto"/>
@@ -28469,6 +28484,7 @@
   <w:style w:type="table" w:styleId="108">
     <w:name w:val="Dark List Accent 4"/>
     <w:basedOn w:val="32"/>
+    <w:qFormat/>
     <w:uiPriority w:val="70"/>
     <w:pPr>
       <w:spacing w:after="0" w:line="240" w:lineRule="auto"/>
@@ -28699,6 +28715,7 @@
   <w:style w:type="table" w:styleId="110">
     <w:name w:val="Dark List Accent 6"/>
     <w:basedOn w:val="32"/>
+    <w:qFormat/>
     <w:uiPriority w:val="70"/>
     <w:pPr>
       <w:spacing w:after="0" w:line="240" w:lineRule="auto"/>
@@ -31431,6 +31448,7 @@
     <w:basedOn w:val="132"/>
     <w:link w:val="10"/>
     <w:semiHidden/>
+    <w:qFormat/>
     <w:uiPriority w:val="9"/>
     <w:rPr>
       <w:rFonts w:asciiTheme="majorHAnsi" w:hAnsiTheme="majorHAnsi" w:eastAsiaTheme="majorEastAsia" w:cstheme="majorBidi"/>
@@ -31499,6 +31517,7 @@
     <w:name w:val="Intense Quote Char"/>
     <w:basedOn w:val="132"/>
     <w:link w:val="156"/>
+    <w:qFormat/>
     <w:uiPriority w:val="30"/>
     <w:rPr>
       <w:b/>
